--- a/document_templates/russian_library/Исковые_заявления/Трудовые_споры/шаблон_Исковое_заявление_об_обжаловании_дисциплинарного_взыскания_в_виде_выговора.docx
+++ b/document_templates/russian_library/Исковые_заявления/Трудовые_споры/шаблон_Исковое_заявление_об_обжаловании_дисциплинарного_взыскания_в_виде_выговора.docx
@@ -28,7 +28,7 @@
           <w:szCs w:val="24"/>
           <w:lang w:val="en-US"/>
         </w:rPr>
-        <w:t xml:space="preserve">{{ w_t_w_r_w_prooferr_w_type_spellstart_w_r_w_rsidr_005a2a4a_w_rpr_w_rfonts_w_ascii_times_new_roman_w_hansi_times_new_roman_w_cs_times_new_roman_w_sz_w_val_24_w_szcs_w_val_24_w_lang_w_val_en_us_w_rpr_w_t_court_name_w_t_w_r_w_prooferr_w_type_spellend_w_r_w_rsidr_005a2a4a_w_rpr_w_rfonts_w_ascii_times_new_roman_w_hansi_times_new_roman_w_cs_times_new_roman_w_sz_w_val_24_w_szcs_w_val_24_w_lang_w_val_en_us_w_rpr_w_t_xml_space_preserve }}</w:t>
+        <w:t xml:space="preserve">{{ court_name }}</w:t>
       </w:r>
     </w:p>
     <w:p>
@@ -42,15 +42,14 @@
           <w:lang w:val="en-US"/>
         </w:rPr>
       </w:pPr>
-      <w:proofErr w:type="gramStart"/>
-      <w:r>
-        <w:rPr>
-          <w:rFonts w:ascii="Times New Roman" w:hAnsi="Times New Roman" w:cs="Times New Roman"/>
-          <w:sz w:val="24"/>
-          <w:szCs w:val="24"/>
-          <w:lang w:val="en-US"/>
-        </w:rPr>
-        <w:t xml:space="preserve">{{ w_t_w_r_w_prooferr_w_type_spellstart_w_r_w_rpr_w_rfonts_w_ascii_times_new_roman_w_hansi_times_new_roman_w_cs_times_new_roman_w_sz_w_val_24_w_szcs_w_val_24_w_lang_w_val_en_us_w_rpr_w_t_court_w_t_w_r_w_prooferr_w_type_gramend_w_r_w_rsidrpr_00282c0d_w_rpr_w_rfonts_w_ascii_times_new_roman_w_hansi_times_new_roman_w_cs_times_new_roman_w_sz_w_val_24_w_szcs_w_val_24_w_lang_w_val_en_us_w_rpr_w_t_w_t_w_r_w_r_w_rpr_w_rfonts_w_ascii_times_new_roman_w_hansi_times_new_roman_w_cs_times_new_roman_w_sz_w_val_24_w_szcs_w_val_24_w_lang_w_val_en_us_w_rpr_w_t_address_w_t_w_r_w_prooferr_w_type_spellend_w_r_w_rsidrpr_00282c0d_w_rpr_w_rfonts_w_ascii_times_new_roman_w_hansi_times_new_roman_w_cs_times_new_roman_w_sz_w_val_24_w_szcs_w_val_24_w_lang_w_val_en_us_w_rpr_w_t_xml_space_preserve }}</w:t>
+      <w:r>
+        <w:rPr>
+          <w:rFonts w:ascii="Times New Roman" w:hAnsi="Times New Roman" w:cs="Times New Roman"/>
+          <w:sz w:val="24"/>
+          <w:szCs w:val="24"/>
+          <w:lang w:val="en-US"/>
+        </w:rPr>
+        <w:t xml:space="preserve">{{ court_address }}</w:t>
       </w:r>
       <w:r>
         <w:rPr>
@@ -97,7 +96,7 @@
           <w:szCs w:val="24"/>
           <w:lang w:val="en-US"/>
         </w:rPr>
-        <w:t xml:space="preserve">{{ w_t_w_r_w_r_w_rsidr_005a2a4a_w_rpr_w_rfonts_w_ascii_times_new_roman_w_hansi_times_new_roman_w_cs_times_new_roman_w_sz_w_val_24_w_szcs_w_val_24_w_lang_w_val_en_us_w_rpr_w_t_plaintiff_w_t_w_r_w_r_w_rsidr_005a2a4a_w_rsidrpr_00282c0d_w_rpr_w_rfonts_w_ascii_times_new_roman_w_hansi_times_new_roman_w_cs_times_new_roman_w_sz_w_val_24_w_szcs_w_val_24_w_lang_w_val_en_us_w_rpr_w_t_xml_space_preserve }}</w:t>
+        <w:t xml:space="preserve">{{ plaintiff }}</w:t>
       </w:r>
       <w:r>
         <w:rPr>
@@ -161,7 +160,7 @@
           <w:szCs w:val="24"/>
           <w:lang w:val="en-US"/>
         </w:rPr>
-        <w:t xml:space="preserve">{{ w_t_w_r_w_prooferr_w_type_spellstart_w_r_w_rsidr_005a2a4a_w_rpr_w_rfonts_w_ascii_times_new_roman_w_hansi_times_new_roman_w_cs_times_new_roman_w_sz_w_val_24_w_szcs_w_val_24_w_lang_w_val_en_us_w_rpr_w_t_plaintiff_w_t_w_r_w_r_w_rsidr_005a2a4a_w_rsidrpr_00282c0d_w_rpr_w_rfonts_w_ascii_times_new_roman_w_hansi_times_new_roman_w_cs_times_new_roman_w_sz_w_val_24_w_szcs_w_val_24_w_lang_w_val_en_us_w_rpr_w_t_w_t_w_r_w_r_w_rsidr_005a2a4a_w_rpr_w_rfonts_w_ascii_times_new_roman_w_hansi_times_new_roman_w_cs_times_new_roman_w_sz_w_val_24_w_szcs_w_val_24_w_lang_w_val_en_us_w_rpr_w_t_representative_w_t_w_r_w_prooferr_w_type_spellend_w_r_w_rsidr_005a2a4a_w_rsidrpr_00282c0d_w_rpr_w_rfonts_w_ascii_times_new_roman_w_hansi_times_new_roman_w_cs_times_new_roman_w_sz_w_val_24_w_szcs_w_val_24_w_lang_w_val_en_us_w_rpr_w_t_xml_space_preserve }}</w:t>
+        <w:t xml:space="preserve">{{ plaintiff_representative }}</w:t>
       </w:r>
       <w:r>
         <w:rPr>
@@ -222,15 +221,14 @@
           <w:lang w:val="en-US"/>
         </w:rPr>
       </w:pPr>
-      <w:proofErr w:type="gramStart"/>
-      <w:r>
-        <w:rPr>
-          <w:rFonts w:ascii="Times New Roman" w:hAnsi="Times New Roman" w:cs="Times New Roman"/>
-          <w:sz w:val="24"/>
-          <w:szCs w:val="24"/>
-          <w:lang w:val="en-US"/>
-        </w:rPr>
-        <w:t xml:space="preserve">{{ w_t_w_r_w_prooferr_w_type_spellstart_w_r_w_rpr_w_rfonts_w_ascii_times_new_roman_w_hansi_times_new_roman_w_cs_times_new_roman_w_sz_w_val_24_w_szcs_w_val_24_w_lang_w_val_en_us_w_rpr_w_t_defendant_w_t_w_r_w_prooferr_w_type_gramend_w_r_w_rsidrpr_00282c0d_w_rpr_w_rfonts_w_ascii_times_new_roman_w_hansi_times_new_roman_w_cs_times_new_roman_w_sz_w_val_24_w_szcs_w_val_24_w_lang_w_val_en_us_w_rpr_w_t_w_t_w_r_w_r_w_rpr_w_rfonts_w_ascii_times_new_roman_w_hansi_times_new_roman_w_cs_times_new_roman_w_sz_w_val_24_w_szcs_w_val_24_w_lang_w_val_en_us_w_rpr_w_t_id_w_t_w_r_w_prooferr_w_type_spellend_w_r_w_rsidrpr_00282c0d_w_rpr_w_rfonts_w_ascii_times_new_roman_w_hansi_times_new_roman_w_cs_times_new_roman_w_sz_w_val_24_w_szcs_w_val_24_w_lang_w_val_en_us_w_rpr_w_t_xml_space_preserve }}</w:t>
+      <w:r>
+        <w:rPr>
+          <w:rFonts w:ascii="Times New Roman" w:hAnsi="Times New Roman" w:cs="Times New Roman"/>
+          <w:sz w:val="24"/>
+          <w:szCs w:val="24"/>
+          <w:lang w:val="en-US"/>
+        </w:rPr>
+        <w:t xml:space="preserve">{{ defendant_id }}</w:t>
       </w:r>
     </w:p>
     <w:p>
@@ -285,7 +283,7 @@
           <w:szCs w:val="24"/>
           <w:lang w:val="en-US"/>
         </w:rPr>
-        <w:t xml:space="preserve">{{ w_t_w_r_w_prooferr_w_type_spellstart_w_r_w_rsidr_005a2a4a_w_rpr_w_rfonts_w_ascii_times_new_roman_w_hansi_times_new_roman_w_cs_times_new_roman_w_sz_w_val_24_w_szcs_w_val_24_w_lang_w_val_en_us_w_rpr_w_t_registration_address_w_t_w_r_w_prooferr_w_type_spellend_w_r_w_rsidr_005a2a4a_w_rpr_w_rfonts_w_ascii_times_new_roman_w_hansi_times_new_roman_w_cs_times_new_roman_w_sz_w_val_24_w_szcs_w_val_24_w_lang_w_val_en_us_w_rpr_w_t_xml_space_preserve }}.</w:t>
+        <w:t xml:space="preserve">{{ registration_address }}.</w:t>
       </w:r>
     </w:p>
     <w:p>
@@ -329,7 +327,7 @@
           <w:sz w:val="24"/>
           <w:szCs w:val="24"/>
         </w:rPr>
-        <w:t xml:space="preserve"> {{ w_t_w_r_w_r_w_rsidr_005a2a4a_w_rpr_w_rfonts_w_ascii_times_new_roman_w_hansi_times_new_roman_w_cs_times_new_roman_w_sz_w_val_24_w_szcs_w_val_24_w_lang_w_val_en_us_w_rpr_w_t_plaintiff_w_t_w_r_w_r_w_rsidr_005a2a4a_w_rsidrpr_005a2a4a_w_rpr_w_rfonts_w_ascii_times_new_roman_w_hansi_times_new_roman_w_cs_times_new_roman_w_sz_w_val_24_w_szcs_w_val_24_w_rpr_w_t_xml_space_preserve }}</w:t>
+        <w:t xml:space="preserve"> {{ plaintiff }}</w:t>
       </w:r>
       <w:r>
         <w:rPr>
@@ -345,7 +343,7 @@
           <w:sz w:val="24"/>
           <w:szCs w:val="24"/>
         </w:rPr>
-        <w:t xml:space="preserve"> {{ w_t_w_r_w_r_w_rsidr_005a2a4a_w_rpr_w_rfonts_w_ascii_times_new_roman_w_hansi_times_new_roman_w_cs_times_new_roman_w_sz_w_val_24_w_szcs_w_val_24_w_lang_w_val_en_us_w_rpr_w_t_job_w_t_w_r_w_r_w_rsidr_005a2a4a_w_rsidrpr_005a2a4a_w_rpr_w_rfonts_w_ascii_times_new_roman_w_hansi_times_new_roman_w_cs_times_new_roman_w_sz_w_val_24_w_szcs_w_val_24_w_rpr_w_t_w_t_w_r_w_r_w_rsidr_005a2a4a_w_rpr_w_rfonts_w_ascii_times_new_roman_w_hansi_times_new_roman_w_cs_times_new_roman_w_sz_w_val_24_w_szcs_w_val_24_w_lang_w_val_en_us_w_rpr_w_t_title_w_t_w_r_w_r_w_rsidr_005a2a4a_w_rsidrpr_005a2a4a_w_rpr_w_rfonts_w_ascii_times_new_roman_w_hansi_times_new_roman_w_cs_times_new_roman_w_sz_w_val_24_w_szcs_w_val_24_w_rpr_w_t_xml_space_preserve }}</w:t>
+        <w:t xml:space="preserve"> {{ job_title }}</w:t>
       </w:r>
       <w:r>
         <w:rPr>
@@ -361,7 +359,7 @@
           <w:sz w:val="24"/>
           <w:szCs w:val="24"/>
         </w:rPr>
-        <w:t xml:space="preserve">{{ w_t_w_r_w_r_w_rsidr_005a2a4a_w_rpr_w_rfonts_w_ascii_times_new_roman_w_hansi_times_new_roman_w_cs_times_new_roman_w_sz_w_val_24_w_szcs_w_val_24_w_lang_w_val_en_us_w_rpr_w_t_work_w_t_w_r_w_r_w_rsidr_005a2a4a_w_rsidrpr_005a2a4a_w_rpr_w_rfonts_w_ascii_times_new_roman_w_hansi_times_new_roman_w_cs_times_new_roman_w_sz_w_val_24_w_szcs_w_val_24_w_rpr_w_t_w_t_w_r_w_r_w_rsidr_005a2a4a_w_rpr_w_rfonts_w_ascii_times_new_roman_w_hansi_times_new_roman_w_cs_times_new_roman_w_sz_w_val_24_w_szcs_w_val_24_w_lang_w_val_en_us_w_rpr_w_t_place_w_t_w_r_w_r_w_rsidr_005a2a4a_w_rsidrpr_005a2a4a_w_rpr_w_rfonts_w_ascii_times_new_roman_w_hansi_times_new_roman_w_cs_times_new_roman_w_sz_w_val_24_w_szcs_w_val_24_w_rpr_w_t_xml_space_preserve }} </w:t>
+        <w:t xml:space="preserve">{{ work_place }} </w:t>
       </w:r>
       <w:r>
         <w:rPr>
@@ -377,7 +375,7 @@
           <w:sz w:val="24"/>
           <w:szCs w:val="24"/>
         </w:rPr>
-        <w:t xml:space="preserve">{{ w_t_w_r_w_r_w_rsidr_005a2a4a_w_rpr_w_rfonts_w_ascii_times_new_roman_w_hansi_times_new_roman_w_cs_times_new_roman_w_sz_w_val_24_w_szcs_w_val_24_w_lang_w_val_en_us_w_rpr_w_t_date_w_t_w_r_w_r_w_rsidr_005a2a4a_w_rsidrpr_005a2a4a_w_rpr_w_rfonts_w_ascii_times_new_roman_w_hansi_times_new_roman_w_cs_times_new_roman_w_sz_w_val_24_w_szcs_w_val_24_w_rpr_w_t_w_t_w_r_w_r_w_rsidr_005a2a4a_w_rpr_w_rfonts_w_ascii_times_new_roman_w_hansi_times_new_roman_w_cs_times_new_roman_w_sz_w_val_24_w_szcs_w_val_24_w_lang_w_val_en_us_w_rpr_w_t_from_w_t_w_r_w_r_w_rsidr_005a2a4a_w_rsidrpr_005a2a4a_w_rpr_w_rfonts_w_ascii_times_new_roman_w_hansi_times_new_roman_w_cs_times_new_roman_w_sz_w_val_24_w_szcs_w_val_24_w_rpr_w_t_xml_space_preserve }}</w:t>
+        <w:t xml:space="preserve">{{ date_from }}</w:t>
       </w:r>
       <w:r>
         <w:rPr>
@@ -401,7 +399,7 @@
           <w:sz w:val="24"/>
           <w:szCs w:val="24"/>
         </w:rPr>
-        <w:t xml:space="preserve">{{ w_t_w_r_w_r_w_rsidr_005a2a4a_w_rpr_w_rfonts_w_ascii_times_new_roman_w_hansi_times_new_roman_w_cs_times_new_roman_w_sz_w_val_24_w_szcs_w_val_24_w_lang_w_val_en_us_w_rpr_w_t_name_w_t_w_r_w_r_w_rsidr_005a2a4a_w_rsidrpr_005a2a4a_w_rpr_w_rfonts_w_ascii_times_new_roman_w_hansi_times_new_roman_w_cs_times_new_roman_w_sz_w_val_24_w_szcs_w_val_24_w_rpr_w_t_w_t_w_r_w_r_w_rsidr_005a2a4a_w_rpr_w_rfonts_w_ascii_times_new_roman_w_hansi_times_new_roman_w_cs_times_new_roman_w_sz_w_val_24_w_szcs_w_val_24_w_lang_w_val_en_us_w_rpr_w_t_org_w_t_w_r_w_r_w_rsidr_005a2a4a_w_rsidrpr_005a2a4a_w_rpr_w_rfonts_w_ascii_times_new_roman_w_hansi_times_new_roman_w_cs_times_new_roman_w_sz_w_val_24_w_szcs_w_val_24_w_rpr_w_t_xml_space_preserve }} {{ w_t_w_r_w_r_w_rsidr_005a2a4a_w_rpr_w_rfonts_w_ascii_times_new_roman_w_hansi_times_new_roman_w_cs_times_new_roman_w_sz_w_val_24_w_szcs_w_val_24_w_lang_w_val_en_us_w_rpr_w_t_name_w_t_w_r_w_r_w_rsidr_005a2a4a_w_rsidrpr_005a2a4a_w_rpr_w_rfonts_w_ascii_times_new_roman_w_hansi_times_new_roman_w_cs_times_new_roman_w_sz_w_val_24_w_szcs_w_val_24_w_rpr_w_t_w_t_w_r_w_r_w_rsidr_005a2a4a_w_rpr_w_rfonts_w_ascii_times_new_roman_w_hansi_times_new_roman_w_cs_times_new_roman_w_sz_w_val_24_w_szcs_w_val_24_w_lang_w_val_en_us_w_rpr_w_t_director_w_t_w_r_w_r_w_rsidr_005a2a4a_w_rsidrpr_005a2a4a_w_rpr_w_rfonts_w_ascii_times_new_roman_w_hansi_times_new_roman_w_cs_times_new_roman_w_sz_w_val_24_w_szcs_w_val_24_w_rpr_w_t_xml_space_preserve }} </w:t>
+        <w:t xml:space="preserve">{{ name_org }} {{ name_director }} </w:t>
       </w:r>
       <w:r>
         <w:rPr>
@@ -417,7 +415,7 @@
           <w:sz w:val="24"/>
           <w:szCs w:val="24"/>
         </w:rPr>
-        <w:t xml:space="preserve">{{ w_t_w_r_w_r_w_rsidr_005a2a4a_w_rpr_w_rfonts_w_ascii_times_new_roman_w_hansi_times_new_roman_w_cs_times_new_roman_w_sz_w_val_24_w_szcs_w_val_24_w_lang_w_val_en_us_w_rpr_w_t_date_w_t_w_r_w_r_w_rsidr_005a2a4a_w_rsidrpr_005a2a4a_w_rpr_w_rfonts_w_ascii_times_new_roman_w_hansi_times_new_roman_w_cs_times_new_roman_w_sz_w_val_24_w_szcs_w_val_24_w_rpr_w_t_w_t_w_r_w_r_w_rsidr_005a2a4a_w_rpr_w_rfonts_w_ascii_times_new_roman_w_hansi_times_new_roman_w_cs_times_new_roman_w_sz_w_val_24_w_szcs_w_val_24_w_lang_w_val_en_us_w_rpr_w_t_order_w_t_w_r_w_r_w_rsidr_005a2a4a_w_rsidrpr_005a2a4a_w_rpr_w_rfonts_w_ascii_times_new_roman_w_hansi_times_new_roman_w_cs_times_new_roman_w_sz_w_val_24_w_szcs_w_val_24_w_rpr_w_t_xml_space_preserve }} </w:t>
+        <w:t xml:space="preserve">{{ date_order }} </w:t>
       </w:r>
       <w:r>
         <w:rPr>
@@ -433,7 +431,7 @@
           <w:sz w:val="24"/>
           <w:szCs w:val="24"/>
         </w:rPr>
-        <w:t xml:space="preserve">{{ w_t_w_r_w_r_w_rsidr_005a2a4a_w_rpr_w_rfonts_w_ascii_times_new_roman_w_hansi_times_new_roman_w_cs_times_new_roman_w_sz_w_val_24_w_szcs_w_val_24_w_lang_w_val_en_us_w_rpr_w_t_number_w_t_w_r_w_r_w_rsidr_005a2a4a_w_rsidrpr_005a2a4a_w_rpr_w_rfonts_w_ascii_times_new_roman_w_hansi_times_new_roman_w_cs_times_new_roman_w_sz_w_val_24_w_szcs_w_val_24_w_rpr_w_t_w_t_w_r_w_r_w_rsidr_005a2a4a_w_rpr_w_rfonts_w_ascii_times_new_roman_w_hansi_times_new_roman_w_cs_times_new_roman_w_sz_w_val_24_w_szcs_w_val_24_w_lang_w_val_en_us_w_rpr_w_t_order_w_t_w_r_w_r_w_rsidr_005a2a4a_w_rsidrpr_005a2a4a_w_rpr_w_rfonts_w_ascii_times_new_roman_w_hansi_times_new_roman_w_cs_times_new_roman_w_sz_w_val_24_w_szcs_w_val_24_w_rpr_w_t_xml_space_preserve }}</w:t>
+        <w:t xml:space="preserve">{{ number_order }}</w:t>
       </w:r>
       <w:r>
         <w:rPr>
@@ -449,7 +447,7 @@
           <w:sz w:val="24"/>
           <w:szCs w:val="24"/>
         </w:rPr>
-        <w:t xml:space="preserve">{{ w_t_w_r_w_r_w_rsidr_005a2a4a_w_rpr_w_rfonts_w_ascii_times_new_roman_w_hansi_times_new_roman_w_cs_times_new_roman_w_sz_w_val_24_w_szcs_w_val_24_w_lang_w_val_en_us_w_rpr_w_t_reason_w_t_w_r_w_r_w_rsidr_005a2a4a_w_rsidrpr_005a2a4a_w_rpr_w_rfonts_w_ascii_times_new_roman_w_hansi_times_new_roman_w_cs_times_new_roman_w_sz_w_val_24_w_szcs_w_val_24_w_rpr_w_t_xml_space_preserve }}</w:t>
+        <w:t xml:space="preserve">{{ reason }}</w:t>
       </w:r>
       <w:r>
         <w:rPr>
@@ -483,7 +481,7 @@
           <w:sz w:val="24"/>
           <w:szCs w:val="24"/>
         </w:rPr>
-        <w:t xml:space="preserve"> {{ w_t_w_r_w_r_w_rsidr_005a2a4a_w_rpr_w_rfonts_w_ascii_times_new_roman_w_hansi_times_new_roman_w_cs_times_new_roman_w_sz_w_val_24_w_szcs_w_val_24_w_lang_w_val_en_us_w_rpr_w_t_details_w_t_w_r_w_r_w_rsidr_005a2a4a_w_rsidrpr_005a2a4a_w_rpr_w_rfonts_w_ascii_times_new_roman_w_hansi_times_new_roman_w_cs_times_new_roman_w_sz_w_val_24_w_szcs_w_val_24_w_rpr_w_t_xml_space_preserve }}</w:t>
+        <w:t xml:space="preserve"> {{ details }}</w:t>
       </w:r>
       <w:r>
         <w:rPr>
@@ -541,7 +539,7 @@
           <w:sz w:val="24"/>
           <w:szCs w:val="24"/>
         </w:rPr>
-        <w:t xml:space="preserve">{{ w_t_w_r_w_r_w_rsidr_005a2a4a_w_rpr_w_rfonts_w_ascii_times_new_roman_w_hansi_times_new_roman_w_cs_times_new_roman_w_sz_w_val_24_w_szcs_w_val_24_w_lang_w_val_en_us_w_rpr_w_t_name_w_t_w_r_w_r_w_rsidr_005a2a4a_w_rsidrpr_005a2a4a_w_rpr_w_rfonts_w_ascii_times_new_roman_w_hansi_times_new_roman_w_cs_times_new_roman_w_sz_w_val_24_w_szcs_w_val_24_w_rpr_w_t_w_t_w_r_w_r_w_rsidr_005a2a4a_w_rpr_w_rfonts_w_ascii_times_new_roman_w_hansi_times_new_roman_w_cs_times_new_roman_w_sz_w_val_24_w_szcs_w_val_24_w_lang_w_val_en_us_w_rpr_w_t_org_w_t_w_r_w_r_w_rsidr_005a2a4a_w_rsidrpr_005a2a4a_w_rpr_w_rfonts_w_ascii_times_new_roman_w_hansi_times_new_roman_w_cs_times_new_roman_w_sz_w_val_24_w_szcs_w_val_24_w_rpr_w_t_xml_space_preserve }}</w:t>
+        <w:t xml:space="preserve">{{ name_org }}</w:t>
       </w:r>
       <w:r>
         <w:rPr>
@@ -557,7 +555,7 @@
           <w:sz w:val="24"/>
           <w:szCs w:val="24"/>
         </w:rPr>
-        <w:t xml:space="preserve">{{ w_t_w_r_w_r_w_rsidr_005a2a4a_w_rpr_w_rfonts_w_ascii_times_new_roman_w_hansi_times_new_roman_w_cs_times_new_roman_w_sz_w_val_24_w_szcs_w_val_24_w_lang_w_val_en_us_w_rpr_w_t_date_w_t_w_r_w_r_w_rsidr_005a2a4a_w_rsidrpr_005a2a4a_w_rpr_w_rfonts_w_ascii_times_new_roman_w_hansi_times_new_roman_w_cs_times_new_roman_w_sz_w_val_24_w_szcs_w_val_24_w_rpr_w_t_w_t_w_r_w_r_w_rsidr_005a2a4a_w_rpr_w_rfonts_w_ascii_times_new_roman_w_hansi_times_new_roman_w_cs_times_new_roman_w_sz_w_val_24_w_szcs_w_val_24_w_lang_w_val_en_us_w_rpr_w_t_order_w_t_w_r_w_r_w_rsidr_005a2a4a_w_rsidrpr_005a2a4a_w_rpr_w_rfonts_w_ascii_times_new_roman_w_hansi_times_new_roman_w_cs_times_new_roman_w_sz_w_val_24_w_szcs_w_val_24_w_rpr_w_t_xml_space_preserve }}</w:t>
+        <w:t xml:space="preserve">{{ date_order }}</w:t>
       </w:r>
       <w:r>
         <w:rPr>
@@ -573,7 +571,7 @@
           <w:sz w:val="24"/>
           <w:szCs w:val="24"/>
         </w:rPr>
-        <w:t xml:space="preserve">{{ w_t_w_r_w_r_w_rsidr_005a2a4a_w_rpr_w_rfonts_w_ascii_times_new_roman_w_hansi_times_new_roman_w_cs_times_new_roman_w_sz_w_val_24_w_szcs_w_val_24_w_lang_w_val_en_us_w_rpr_w_t_number_w_t_w_r_w_r_w_rsidr_005a2a4a_w_rsidrpr_005a2a4a_w_rpr_w_rfonts_w_ascii_times_new_roman_w_hansi_times_new_roman_w_cs_times_new_roman_w_sz_w_val_24_w_szcs_w_val_24_w_rpr_w_t_w_t_w_r_w_r_w_rsidr_005a2a4a_w_rpr_w_rfonts_w_ascii_times_new_roman_w_hansi_times_new_roman_w_cs_times_new_roman_w_sz_w_val_24_w_szcs_w_val_24_w_lang_w_val_en_us_w_rpr_w_t_order_w_t_w_r_w_r_w_rsidr_005a2a4a_w_rsidrpr_005a2a4a_w_rpr_w_rfonts_w_ascii_times_new_roman_w_hansi_times_new_roman_w_cs_times_new_roman_w_sz_w_val_24_w_szcs_w_val_24_w_rpr_w_t_xml_space_preserve }}</w:t>
+        <w:t xml:space="preserve">{{ number_order }}</w:t>
       </w:r>
       <w:r>
         <w:rPr>
@@ -618,15 +616,14 @@
           <w:lang w:val="en-US"/>
         </w:rPr>
       </w:pPr>
-      <w:proofErr w:type="gramStart"/>
-      <w:r>
-        <w:rPr>
-          <w:rFonts w:ascii="Times New Roman" w:hAnsi="Times New Roman" w:cs="Times New Roman"/>
-          <w:sz w:val="24"/>
-          <w:szCs w:val="24"/>
-          <w:lang w:val="en-US"/>
-        </w:rPr>
-        <w:t>{{ plaintiff_w_t_w_r_w_prooferr_w_type_gramend_w_r_w_rpr_w_rfonts_w_ascii_times_new_roman_w_hansi_times_new_roman_w_cs_times_new_roman_w_sz_w_val_24_w_szcs_w_val_24_w_lang_w_val_en_us_w_rpr_w_t_xml_space_preserve }} </w:t>
+      <w:r>
+        <w:rPr>
+          <w:rFonts w:ascii="Times New Roman" w:hAnsi="Times New Roman" w:cs="Times New Roman"/>
+          <w:sz w:val="24"/>
+          <w:szCs w:val="24"/>
+          <w:lang w:val="en-US"/>
+        </w:rPr>
+        <w:t>{{ plaintiff }} </w:t>
       </w:r>
       <w:r>
         <w:rPr>
@@ -646,7 +643,7 @@
           <w:szCs w:val="24"/>
           <w:lang w:val="en-US"/>
         </w:rPr>
-        <w:t>{{ w_t_w_r_w_r_w_rsidr_00282c0d_w_rpr_w_rfonts_w_ascii_times_new_roman_w_hansi_times_new_roman_w_cs_times_new_roman_w_i_w_ics_w_sz_w_val_24_w_szcs_w_val_24_w_lang_w_val_en_us_w_rpr_w_t_xml_space_preserve_signature_w_t_w_r_w_r_w_rsidrpr_005a2a4a_w_rpr_w_rfonts_w_ascii_times_new_roman_w_hansi_times_new_roman_w_cs_times_new_roman_w_i_w_ics_w_sz_w_val_24_w_szcs_w_val_24_w_lang_w_val_en_us_w_rpr_w_t }}</w:t>
+        <w:t>{{ signature }}</w:t>
       </w:r>
       <w:r>
         <w:rPr>
